--- a/Fase 1/Evidencias Grupales/1.4_APT122_FormativaFase1.docx
+++ b/Fase 1/Evidencias Grupales/1.4_APT122_FormativaFase1.docx
@@ -1,6 +1,6 @@
 
 <file path=word/document.xml><?xml version="1.0" encoding="utf-8"?>
-<w:document xmlns:wpc="http://schemas.microsoft.com/office/word/2010/wordprocessingCanvas" xmlns:cx="http://schemas.microsoft.com/office/drawing/2014/chartex" xmlns:cx1="http://schemas.microsoft.com/office/drawing/2015/9/8/chartex" xmlns:cx2="http://schemas.microsoft.com/office/drawing/2015/10/21/chartex" xmlns:cx3="http://schemas.microsoft.com/office/drawing/2016/5/9/chartex" xmlns:cx4="http://schemas.microsoft.com/office/drawing/2016/5/10/chartex" xmlns:cx5="http://schemas.microsoft.com/office/drawing/2016/5/11/chartex" xmlns:cx6="http://schemas.microsoft.com/office/drawing/2016/5/12/chartex" xmlns:cx7="http://schemas.microsoft.com/office/drawing/2016/5/13/chartex" xmlns:cx8="http://schemas.microsoft.com/office/drawing/2016/5/14/chartex" xmlns:mc="http://schemas.openxmlformats.org/markup-compatibility/2006" xmlns:aink="http://schemas.microsoft.com/office/drawing/2016/ink" xmlns:am3d="http://schemas.microsoft.com/office/drawing/2017/model3d" xmlns:o="urn:schemas-microsoft-com:office:office" xmlns:oel="http://schemas.microsoft.com/office/2019/extlst" xmlns:r="http://schemas.openxmlformats.org/officeDocument/2006/relationships" xmlns:m="http://schemas.openxmlformats.org/officeDocument/2006/math" xmlns:v="urn:schemas-microsoft-com:vml" xmlns:wp14="http://schemas.microsoft.com/office/word/2010/wordprocessingDrawing" xmlns:wp="http://schemas.openxmlformats.org/drawingml/2006/wordprocessingDrawing" xmlns:w10="urn:schemas-microsoft-com:office:word" xmlns:w="http://schemas.openxmlformats.org/wordprocessingml/2006/main" xmlns:w14="http://schemas.microsoft.com/office/word/2010/wordml" xmlns:w15="http://schemas.microsoft.com/office/word/2012/wordml" xmlns:w16cex="http://schemas.microsoft.com/office/word/2018/wordml/cex" xmlns:w16cid="http://schemas.microsoft.com/office/word/2016/wordml/cid" xmlns:w16="http://schemas.microsoft.com/office/word/2018/wordml" xmlns:w16du="http://schemas.microsoft.com/office/word/2023/wordml/word16du" xmlns:w16sdtdh="http://schemas.microsoft.com/office/word/2020/wordml/sdtdatahash" xmlns:w16sdtfl="http://schemas.microsoft.com/office/word/2024/wordml/sdtformatlock" xmlns:w16se="http://schemas.microsoft.com/office/word/2015/wordml/symex" xmlns:wpg="http://schemas.microsoft.com/office/word/2010/wordprocessingGroup" xmlns:wpi="http://schemas.microsoft.com/office/word/2010/wordprocessingInk" xmlns:wne="http://schemas.microsoft.com/office/word/2006/wordml" xmlns:wps="http://schemas.microsoft.com/office/word/2010/wordprocessingShape" mc:Ignorable="w14 w15 w16se w16cid w16 w16cex w16sdtdh w16sdtfl w16du wp14">
+<w:document xmlns:wpc="http://schemas.microsoft.com/office/word/2010/wordprocessingCanvas" xmlns:cx="http://schemas.microsoft.com/office/drawing/2014/chartex" xmlns:cx1="http://schemas.microsoft.com/office/drawing/2015/9/8/chartex" xmlns:cx2="http://schemas.microsoft.com/office/drawing/2015/10/21/chartex" xmlns:cx3="http://schemas.microsoft.com/office/drawing/2016/5/9/chartex" xmlns:cx4="http://schemas.microsoft.com/office/drawing/2016/5/10/chartex" xmlns:cx5="http://schemas.microsoft.com/office/drawing/2016/5/11/chartex" xmlns:cx6="http://schemas.microsoft.com/office/drawing/2016/5/12/chartex" xmlns:cx7="http://schemas.microsoft.com/office/drawing/2016/5/13/chartex" xmlns:cx8="http://schemas.microsoft.com/office/drawing/2016/5/14/chartex" xmlns:mc="http://schemas.openxmlformats.org/markup-compatibility/2006" xmlns:aink="http://schemas.microsoft.com/office/drawing/2016/ink" xmlns:am3d="http://schemas.microsoft.com/office/drawing/2017/model3d" xmlns:o="urn:schemas-microsoft-com:office:office" xmlns:r="http://schemas.openxmlformats.org/officeDocument/2006/relationships" xmlns:m="http://schemas.openxmlformats.org/officeDocument/2006/math" xmlns:v="urn:schemas-microsoft-com:vml" xmlns:wp14="http://schemas.microsoft.com/office/word/2010/wordprocessingDrawing" xmlns:wp="http://schemas.openxmlformats.org/drawingml/2006/wordprocessingDrawing" xmlns:w10="urn:schemas-microsoft-com:office:word" xmlns:w="http://schemas.openxmlformats.org/wordprocessingml/2006/main" xmlns:w14="http://schemas.microsoft.com/office/word/2010/wordml" xmlns:w15="http://schemas.microsoft.com/office/word/2012/wordml" xmlns:w16cex="http://schemas.microsoft.com/office/word/2018/wordml/cex" xmlns:w16cid="http://schemas.microsoft.com/office/word/2016/wordml/cid" xmlns:w16="http://schemas.microsoft.com/office/word/2018/wordml" xmlns:w16sdtdh="http://schemas.microsoft.com/office/word/2020/wordml/sdtdatahash" xmlns:w16se="http://schemas.microsoft.com/office/word/2015/wordml/symex" xmlns:wpg="http://schemas.microsoft.com/office/word/2010/wordprocessingGroup" xmlns:wpi="http://schemas.microsoft.com/office/word/2010/wordprocessingInk" xmlns:wne="http://schemas.microsoft.com/office/word/2006/wordml" xmlns:wps="http://schemas.microsoft.com/office/word/2010/wordprocessingShape" mc:Ignorable="w14 w15 w16se w16cid w16 w16cex w16sdtdh wp14">
   <w:body>
     <w:p>
       <w:pPr>
@@ -4671,7 +4671,17 @@
                 <w:sz w:val="22"/>
                 <w:szCs w:val="22"/>
               </w:rPr>
-              <w:t>Completamente Logrado</w:t>
+              <w:t xml:space="preserve">Completamente </w:t>
+            </w:r>
+            <w:r>
+              <w:rPr>
+                <w:rFonts w:asciiTheme="minorHAnsi" w:eastAsiaTheme="minorEastAsia" w:hAnsiTheme="minorHAnsi" w:cstheme="minorBidi"/>
+                <w:b/>
+                <w:bCs/>
+                <w:sz w:val="22"/>
+                <w:szCs w:val="22"/>
+              </w:rPr>
+              <w:t>Logrado</w:t>
             </w:r>
             <w:r>
               <w:rPr>
@@ -4680,16 +4690,7 @@
                 <w:bCs/>
                 <w:lang w:eastAsia="es-CL"/>
               </w:rPr>
-              <w:t xml:space="preserve">  </w:t>
-            </w:r>
-            <w:r>
-              <w:rPr>
-                <w:rFonts w:asciiTheme="minorHAnsi" w:eastAsiaTheme="minorEastAsia" w:hAnsiTheme="minorHAnsi" w:cstheme="minorBidi"/>
-                <w:b/>
-                <w:bCs/>
-                <w:lang w:eastAsia="es-CL"/>
-              </w:rPr>
-              <w:t>(</w:t>
+              <w:t xml:space="preserve"> (</w:t>
             </w:r>
             <w:r>
               <w:rPr>
@@ -4745,16 +4746,7 @@
                 <w:bCs/>
                 <w:lang w:eastAsia="es-CL"/>
               </w:rPr>
-              <w:t xml:space="preserve">  </w:t>
-            </w:r>
-            <w:r>
-              <w:rPr>
-                <w:rFonts w:asciiTheme="minorHAnsi" w:eastAsiaTheme="minorEastAsia" w:hAnsiTheme="minorHAnsi" w:cstheme="minorBidi"/>
-                <w:b/>
-                <w:bCs/>
-                <w:lang w:eastAsia="es-CL"/>
-              </w:rPr>
-              <w:t>(</w:t>
+              <w:t xml:space="preserve"> (</w:t>
             </w:r>
             <w:r>
               <w:rPr>
@@ -5851,7 +5843,19 @@
               <w:rPr>
                 <w:rFonts w:asciiTheme="minorHAnsi" w:hAnsiTheme="minorHAnsi" w:cstheme="minorHAnsi"/>
               </w:rPr>
-              <w:t>Redacta los textos en inglés siguiendo una secuencia lógica en la que todas las oraciones se conectan de manera fluida y comprensible,  utilizando en forma correcta las estructuras gramaticales y el vocabulario pertinentes al tema.</w:t>
+              <w:t xml:space="preserve">Redacta los textos en inglés siguiendo una secuencia lógica en la que todas las oraciones se conectan de manera fluida y </w:t>
+            </w:r>
+            <w:r>
+              <w:rPr>
+                <w:rFonts w:asciiTheme="minorHAnsi" w:hAnsiTheme="minorHAnsi" w:cstheme="minorHAnsi"/>
+              </w:rPr>
+              <w:t>comprensible, utilizando</w:t>
+            </w:r>
+            <w:r>
+              <w:rPr>
+                <w:rFonts w:asciiTheme="minorHAnsi" w:hAnsiTheme="minorHAnsi" w:cstheme="minorHAnsi"/>
+              </w:rPr>
+              <w:t xml:space="preserve"> en forma correcta las estructuras gramaticales y el vocabulario pertinentes al tema.</w:t>
             </w:r>
           </w:p>
         </w:tc>
@@ -5871,7 +5875,19 @@
               <w:rPr>
                 <w:rFonts w:asciiTheme="minorHAnsi" w:hAnsiTheme="minorHAnsi" w:cstheme="minorHAnsi"/>
               </w:rPr>
-              <w:t xml:space="preserve">Redacta los textos en inglés siguiendo una secuencia lógica en la que gran parte de las oraciones se conectan de manera fluida y comprensible,  utilizando en forma correcta la mayoría de las estructuras gramaticales y el </w:t>
+              <w:t xml:space="preserve">Redacta los textos en inglés siguiendo una secuencia lógica en la que gran parte de las oraciones se conectan de manera fluida y </w:t>
+            </w:r>
+            <w:r>
+              <w:rPr>
+                <w:rFonts w:asciiTheme="minorHAnsi" w:hAnsiTheme="minorHAnsi" w:cstheme="minorHAnsi"/>
+              </w:rPr>
+              <w:t>comprensible, utilizando</w:t>
+            </w:r>
+            <w:r>
+              <w:rPr>
+                <w:rFonts w:asciiTheme="minorHAnsi" w:hAnsiTheme="minorHAnsi" w:cstheme="minorHAnsi"/>
+              </w:rPr>
+              <w:t xml:space="preserve"> en forma correcta la mayoría de las estructuras gramaticales y el </w:t>
             </w:r>
             <w:r>
               <w:rPr>
@@ -5899,7 +5915,19 @@
                 <w:rFonts w:asciiTheme="minorHAnsi" w:hAnsiTheme="minorHAnsi" w:cstheme="minorHAnsi"/>
               </w:rPr>
               <w:lastRenderedPageBreak/>
-              <w:t>Redacta los textos en inglés usando una secuencia limitada o desorganizada que dificulta la comprensión de las ideas,  utilizando inadecuadamente las estructuras gramaticales y el vocabulario pertinentes al tema.</w:t>
+              <w:t xml:space="preserve">Redacta los textos en inglés usando una secuencia limitada o desorganizada que dificulta la comprensión de las </w:t>
+            </w:r>
+            <w:r>
+              <w:rPr>
+                <w:rFonts w:asciiTheme="minorHAnsi" w:hAnsiTheme="minorHAnsi" w:cstheme="minorHAnsi"/>
+              </w:rPr>
+              <w:t>ideas, utilizando</w:t>
+            </w:r>
+            <w:r>
+              <w:rPr>
+                <w:rFonts w:asciiTheme="minorHAnsi" w:hAnsiTheme="minorHAnsi" w:cstheme="minorHAnsi"/>
+              </w:rPr>
+              <w:t xml:space="preserve"> inadecuadamente las estructuras gramaticales y el vocabulario pertinentes al tema.</w:t>
             </w:r>
           </w:p>
         </w:tc>
@@ -6449,7 +6477,23 @@
           <w:sz w:val="22"/>
           <w:szCs w:val="22"/>
         </w:rPr>
-        <w:t xml:space="preserve">, se encuentra debidamente fundamentado y vinculado a más de seis competencias del perfil de egreso, con una relación directa y justificada en cada caso. El proyecto cuenta además con objetivos generales y específicos claros, redactados en infinitivo, coherentes entre sí y medibles, junto con una metodología pertinente a la disciplina basada en Scrum, que incluye etapas definidas, estimación mediante Poker Planning y roles asignados por integrante. Asimismo, dispone de un plan de trabajo detallado con recursos, duración y responsables, plasmado en una tabla y una Carta Gantt alineada a las tres fases del semestre, y es factible de </w:t>
+        <w:t xml:space="preserve">, se encuentra debidamente fundamentado y vinculado a más de seis competencias del perfil de egreso, con una relación directa y justificada en cada caso. El proyecto cuenta además con objetivos generales y específicos claros, redactados en infinitivo, coherentes entre sí y medibles, junto con una metodología pertinente a la disciplina basada en Scrum, que incluye etapas definidas, estimación mediante </w:t>
+      </w:r>
+      <w:r>
+        <w:rPr>
+          <w:rFonts w:asciiTheme="minorHAnsi" w:eastAsiaTheme="minorEastAsia" w:hAnsiTheme="minorHAnsi" w:cstheme="minorBidi"/>
+          <w:sz w:val="22"/>
+          <w:szCs w:val="22"/>
+        </w:rPr>
+        <w:t>Póker</w:t>
+      </w:r>
+      <w:r>
+        <w:rPr>
+          <w:rFonts w:asciiTheme="minorHAnsi" w:eastAsiaTheme="minorEastAsia" w:hAnsiTheme="minorHAnsi" w:cstheme="minorBidi"/>
+          <w:sz w:val="22"/>
+          <w:szCs w:val="22"/>
+        </w:rPr>
+        <w:t xml:space="preserve"> Planning y roles asignados por integrante. Asimismo, dispone de un plan de trabajo detallado con recursos, duración y responsables, plasmado en una tabla y una Carta Gantt alineada a las tres fases del semestre, y es factible de </w:t>
       </w:r>
       <w:r>
         <w:rPr>
@@ -6634,7 +6678,7 @@
 </file>
 
 <file path=word/endnotes.xml><?xml version="1.0" encoding="utf-8"?>
-<w:endnotes xmlns:wpc="http://schemas.microsoft.com/office/word/2010/wordprocessingCanvas" xmlns:cx="http://schemas.microsoft.com/office/drawing/2014/chartex" xmlns:cx1="http://schemas.microsoft.com/office/drawing/2015/9/8/chartex" xmlns:cx2="http://schemas.microsoft.com/office/drawing/2015/10/21/chartex" xmlns:cx3="http://schemas.microsoft.com/office/drawing/2016/5/9/chartex" xmlns:cx4="http://schemas.microsoft.com/office/drawing/2016/5/10/chartex" xmlns:cx5="http://schemas.microsoft.com/office/drawing/2016/5/11/chartex" xmlns:cx6="http://schemas.microsoft.com/office/drawing/2016/5/12/chartex" xmlns:cx7="http://schemas.microsoft.com/office/drawing/2016/5/13/chartex" xmlns:cx8="http://schemas.microsoft.com/office/drawing/2016/5/14/chartex" xmlns:mc="http://schemas.openxmlformats.org/markup-compatibility/2006" xmlns:aink="http://schemas.microsoft.com/office/drawing/2016/ink" xmlns:am3d="http://schemas.microsoft.com/office/drawing/2017/model3d" xmlns:o="urn:schemas-microsoft-com:office:office" xmlns:oel="http://schemas.microsoft.com/office/2019/extlst" xmlns:r="http://schemas.openxmlformats.org/officeDocument/2006/relationships" xmlns:m="http://schemas.openxmlformats.org/officeDocument/2006/math" xmlns:v="urn:schemas-microsoft-com:vml" xmlns:wp14="http://schemas.microsoft.com/office/word/2010/wordprocessingDrawing" xmlns:wp="http://schemas.openxmlformats.org/drawingml/2006/wordprocessingDrawing" xmlns:w10="urn:schemas-microsoft-com:office:word" xmlns:w="http://schemas.openxmlformats.org/wordprocessingml/2006/main" xmlns:w14="http://schemas.microsoft.com/office/word/2010/wordml" xmlns:w15="http://schemas.microsoft.com/office/word/2012/wordml" xmlns:w16cex="http://schemas.microsoft.com/office/word/2018/wordml/cex" xmlns:w16cid="http://schemas.microsoft.com/office/word/2016/wordml/cid" xmlns:w16="http://schemas.microsoft.com/office/word/2018/wordml" xmlns:w16du="http://schemas.microsoft.com/office/word/2023/wordml/word16du" xmlns:w16sdtdh="http://schemas.microsoft.com/office/word/2020/wordml/sdtdatahash" xmlns:w16sdtfl="http://schemas.microsoft.com/office/word/2024/wordml/sdtformatlock" xmlns:w16se="http://schemas.microsoft.com/office/word/2015/wordml/symex" xmlns:wpg="http://schemas.microsoft.com/office/word/2010/wordprocessingGroup" xmlns:wpi="http://schemas.microsoft.com/office/word/2010/wordprocessingInk" xmlns:wne="http://schemas.microsoft.com/office/word/2006/wordml" xmlns:wps="http://schemas.microsoft.com/office/word/2010/wordprocessingShape" mc:Ignorable="w14 w15 w16se w16cid w16 w16cex w16sdtdh w16sdtfl w16du wp14">
+<w:endnotes xmlns:wpc="http://schemas.microsoft.com/office/word/2010/wordprocessingCanvas" xmlns:cx="http://schemas.microsoft.com/office/drawing/2014/chartex" xmlns:cx1="http://schemas.microsoft.com/office/drawing/2015/9/8/chartex" xmlns:cx2="http://schemas.microsoft.com/office/drawing/2015/10/21/chartex" xmlns:cx3="http://schemas.microsoft.com/office/drawing/2016/5/9/chartex" xmlns:cx4="http://schemas.microsoft.com/office/drawing/2016/5/10/chartex" xmlns:cx5="http://schemas.microsoft.com/office/drawing/2016/5/11/chartex" xmlns:cx6="http://schemas.microsoft.com/office/drawing/2016/5/12/chartex" xmlns:cx7="http://schemas.microsoft.com/office/drawing/2016/5/13/chartex" xmlns:cx8="http://schemas.microsoft.com/office/drawing/2016/5/14/chartex" xmlns:mc="http://schemas.openxmlformats.org/markup-compatibility/2006" xmlns:aink="http://schemas.microsoft.com/office/drawing/2016/ink" xmlns:am3d="http://schemas.microsoft.com/office/drawing/2017/model3d" xmlns:o="urn:schemas-microsoft-com:office:office" xmlns:r="http://schemas.openxmlformats.org/officeDocument/2006/relationships" xmlns:m="http://schemas.openxmlformats.org/officeDocument/2006/math" xmlns:v="urn:schemas-microsoft-com:vml" xmlns:wp14="http://schemas.microsoft.com/office/word/2010/wordprocessingDrawing" xmlns:wp="http://schemas.openxmlformats.org/drawingml/2006/wordprocessingDrawing" xmlns:w10="urn:schemas-microsoft-com:office:word" xmlns:w="http://schemas.openxmlformats.org/wordprocessingml/2006/main" xmlns:w14="http://schemas.microsoft.com/office/word/2010/wordml" xmlns:w15="http://schemas.microsoft.com/office/word/2012/wordml" xmlns:w16cex="http://schemas.microsoft.com/office/word/2018/wordml/cex" xmlns:w16cid="http://schemas.microsoft.com/office/word/2016/wordml/cid" xmlns:w16="http://schemas.microsoft.com/office/word/2018/wordml" xmlns:w16sdtdh="http://schemas.microsoft.com/office/word/2020/wordml/sdtdatahash" xmlns:w16se="http://schemas.microsoft.com/office/word/2015/wordml/symex" xmlns:wpg="http://schemas.microsoft.com/office/word/2010/wordprocessingGroup" xmlns:wpi="http://schemas.microsoft.com/office/word/2010/wordprocessingInk" xmlns:wne="http://schemas.microsoft.com/office/word/2006/wordml" xmlns:wps="http://schemas.microsoft.com/office/word/2010/wordprocessingShape" mc:Ignorable="w14 w15 w16se w16cid w16 w16cex w16sdtdh wp14">
   <w:endnote w:type="separator" w:id="-1">
     <w:p>
       <w:r>
@@ -6653,7 +6697,7 @@
 </file>
 
 <file path=word/footer1.xml><?xml version="1.0" encoding="utf-8"?>
-<w:ftr xmlns:wpc="http://schemas.microsoft.com/office/word/2010/wordprocessingCanvas" xmlns:cx="http://schemas.microsoft.com/office/drawing/2014/chartex" xmlns:cx1="http://schemas.microsoft.com/office/drawing/2015/9/8/chartex" xmlns:cx2="http://schemas.microsoft.com/office/drawing/2015/10/21/chartex" xmlns:cx3="http://schemas.microsoft.com/office/drawing/2016/5/9/chartex" xmlns:cx4="http://schemas.microsoft.com/office/drawing/2016/5/10/chartex" xmlns:cx5="http://schemas.microsoft.com/office/drawing/2016/5/11/chartex" xmlns:cx6="http://schemas.microsoft.com/office/drawing/2016/5/12/chartex" xmlns:cx7="http://schemas.microsoft.com/office/drawing/2016/5/13/chartex" xmlns:cx8="http://schemas.microsoft.com/office/drawing/2016/5/14/chartex" xmlns:mc="http://schemas.openxmlformats.org/markup-compatibility/2006" xmlns:aink="http://schemas.microsoft.com/office/drawing/2016/ink" xmlns:am3d="http://schemas.microsoft.com/office/drawing/2017/model3d" xmlns:o="urn:schemas-microsoft-com:office:office" xmlns:oel="http://schemas.microsoft.com/office/2019/extlst" xmlns:r="http://schemas.openxmlformats.org/officeDocument/2006/relationships" xmlns:m="http://schemas.openxmlformats.org/officeDocument/2006/math" xmlns:v="urn:schemas-microsoft-com:vml" xmlns:wp14="http://schemas.microsoft.com/office/word/2010/wordprocessingDrawing" xmlns:wp="http://schemas.openxmlformats.org/drawingml/2006/wordprocessingDrawing" xmlns:w10="urn:schemas-microsoft-com:office:word" xmlns:w="http://schemas.openxmlformats.org/wordprocessingml/2006/main" xmlns:w14="http://schemas.microsoft.com/office/word/2010/wordml" xmlns:w15="http://schemas.microsoft.com/office/word/2012/wordml" xmlns:w16cex="http://schemas.microsoft.com/office/word/2018/wordml/cex" xmlns:w16cid="http://schemas.microsoft.com/office/word/2016/wordml/cid" xmlns:w16="http://schemas.microsoft.com/office/word/2018/wordml" xmlns:w16du="http://schemas.microsoft.com/office/word/2023/wordml/word16du" xmlns:w16sdtdh="http://schemas.microsoft.com/office/word/2020/wordml/sdtdatahash" xmlns:w16sdtfl="http://schemas.microsoft.com/office/word/2024/wordml/sdtformatlock" xmlns:w16se="http://schemas.microsoft.com/office/word/2015/wordml/symex" xmlns:wpg="http://schemas.microsoft.com/office/word/2010/wordprocessingGroup" xmlns:wpi="http://schemas.microsoft.com/office/word/2010/wordprocessingInk" xmlns:wne="http://schemas.microsoft.com/office/word/2006/wordml" xmlns:wps="http://schemas.microsoft.com/office/word/2010/wordprocessingShape" mc:Ignorable="w14 w15 w16se w16cid w16 w16cex w16sdtdh w16sdtfl w16du wp14">
+<w:ftr xmlns:wpc="http://schemas.microsoft.com/office/word/2010/wordprocessingCanvas" xmlns:cx="http://schemas.microsoft.com/office/drawing/2014/chartex" xmlns:cx1="http://schemas.microsoft.com/office/drawing/2015/9/8/chartex" xmlns:cx2="http://schemas.microsoft.com/office/drawing/2015/10/21/chartex" xmlns:cx3="http://schemas.microsoft.com/office/drawing/2016/5/9/chartex" xmlns:cx4="http://schemas.microsoft.com/office/drawing/2016/5/10/chartex" xmlns:cx5="http://schemas.microsoft.com/office/drawing/2016/5/11/chartex" xmlns:cx6="http://schemas.microsoft.com/office/drawing/2016/5/12/chartex" xmlns:cx7="http://schemas.microsoft.com/office/drawing/2016/5/13/chartex" xmlns:cx8="http://schemas.microsoft.com/office/drawing/2016/5/14/chartex" xmlns:mc="http://schemas.openxmlformats.org/markup-compatibility/2006" xmlns:aink="http://schemas.microsoft.com/office/drawing/2016/ink" xmlns:am3d="http://schemas.microsoft.com/office/drawing/2017/model3d" xmlns:o="urn:schemas-microsoft-com:office:office" xmlns:r="http://schemas.openxmlformats.org/officeDocument/2006/relationships" xmlns:m="http://schemas.openxmlformats.org/officeDocument/2006/math" xmlns:v="urn:schemas-microsoft-com:vml" xmlns:wp14="http://schemas.microsoft.com/office/word/2010/wordprocessingDrawing" xmlns:wp="http://schemas.openxmlformats.org/drawingml/2006/wordprocessingDrawing" xmlns:w10="urn:schemas-microsoft-com:office:word" xmlns:w="http://schemas.openxmlformats.org/wordprocessingml/2006/main" xmlns:w14="http://schemas.microsoft.com/office/word/2010/wordml" xmlns:w15="http://schemas.microsoft.com/office/word/2012/wordml" xmlns:w16cex="http://schemas.microsoft.com/office/word/2018/wordml/cex" xmlns:w16cid="http://schemas.microsoft.com/office/word/2016/wordml/cid" xmlns:w16="http://schemas.microsoft.com/office/word/2018/wordml" xmlns:w16sdtdh="http://schemas.microsoft.com/office/word/2020/wordml/sdtdatahash" xmlns:w16se="http://schemas.microsoft.com/office/word/2015/wordml/symex" xmlns:wpg="http://schemas.microsoft.com/office/word/2010/wordprocessingGroup" xmlns:wpi="http://schemas.microsoft.com/office/word/2010/wordprocessingInk" xmlns:wne="http://schemas.microsoft.com/office/word/2006/wordml" xmlns:wps="http://schemas.microsoft.com/office/word/2010/wordprocessingShape" mc:Ignorable="w14 w15 w16se w16cid w16 w16cex w16sdtdh wp14">
   <w:p>
     <w:pPr>
       <w:pStyle w:val="Piedepgina"/>
@@ -6801,6 +6845,7 @@
                                 <w:calendar w:val="gregorian"/>
                               </w:date>
                             </w:sdtPr>
+                            <w:sdtEndPr/>
                             <w:sdtContent>
                               <w:p>
                                 <w:pPr>
@@ -6849,7 +6894,7 @@
             </wp:anchor>
           </w:drawing>
         </mc:Choice>
-        <mc:Fallback xmlns:a="http://schemas.openxmlformats.org/drawingml/2006/main">
+        <mc:Fallback xmlns:a="http://schemas.openxmlformats.org/drawingml/2006/main" xmlns:w16sdtfl="http://schemas.microsoft.com/office/word/2024/wordml/sdtformatlock" xmlns:w16du="http://schemas.microsoft.com/office/word/2023/wordml/word16du" xmlns:oel="http://schemas.microsoft.com/office/2019/extlst">
           <w:pict>
             <v:group id="Grupo 37" style="position:absolute;left:0;text-align:left;margin-left:416.8pt;margin-top:0;width:468pt;height:25.2pt;z-index:251662336;mso-width-percent:1000;mso-top-percent:200;mso-wrap-distance-left:0;mso-wrap-distance-right:0;mso-position-horizontal:right;mso-position-horizontal-relative:margin;mso-position-vertical-relative:bottom-margin-area;mso-width-percent:1000;mso-top-percent:200;mso-width-relative:margin;mso-height-relative:margin" coordsize="59626,3238" o:spid="_x0000_s1026" w14:anchorId="0F25DB77" o:gfxdata="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">
               <v:rect id="Rectángulo 38" style="position:absolute;left:190;width:59436;height:188;visibility:visible;mso-wrap-style:square;v-text-anchor:middle" o:spid="_x0000_s1027" fillcolor="black [3213]" stroked="f" strokeweight="1pt" o:gfxdata="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"/>
@@ -7061,7 +7106,7 @@
             </wp:anchor>
           </w:drawing>
         </mc:Choice>
-        <mc:Fallback xmlns:a="http://schemas.openxmlformats.org/drawingml/2006/main">
+        <mc:Fallback xmlns:a="http://schemas.openxmlformats.org/drawingml/2006/main" xmlns:w16sdtfl="http://schemas.microsoft.com/office/word/2024/wordml/sdtformatlock" xmlns:w16du="http://schemas.microsoft.com/office/word/2023/wordml/word16du" xmlns:oel="http://schemas.microsoft.com/office/2019/extlst">
           <w:pict>
             <v:rect id="Rectángulo 40" style="position:absolute;left:0;text-align:left;margin-left:0;margin-top:0;width:36pt;height:25.2pt;z-index:251661312;visibility:visible;mso-wrap-style:square;mso-width-percent:0;mso-height-percent:0;mso-top-percent:200;mso-wrap-distance-left:0;mso-wrap-distance-top:0;mso-wrap-distance-right:0;mso-wrap-distance-bottom:0;mso-position-horizontal:left;mso-position-horizontal-relative:right-margin-area;mso-position-vertical-relative:bottom-margin-area;mso-width-percent:0;mso-height-percent:0;mso-top-percent:200;mso-width-relative:margin;mso-height-relative:margin;v-text-anchor:bottom" o:spid="_x0000_s1029" fillcolor="black [3213]" stroked="f" strokeweight="3pt" w14:anchorId="3CF0A8BB" o:gfxdata="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">
               <v:textbox>
@@ -7136,7 +7181,7 @@
 </file>
 
 <file path=word/footnotes.xml><?xml version="1.0" encoding="utf-8"?>
-<w:footnotes xmlns:wpc="http://schemas.microsoft.com/office/word/2010/wordprocessingCanvas" xmlns:cx="http://schemas.microsoft.com/office/drawing/2014/chartex" xmlns:cx1="http://schemas.microsoft.com/office/drawing/2015/9/8/chartex" xmlns:cx2="http://schemas.microsoft.com/office/drawing/2015/10/21/chartex" xmlns:cx3="http://schemas.microsoft.com/office/drawing/2016/5/9/chartex" xmlns:cx4="http://schemas.microsoft.com/office/drawing/2016/5/10/chartex" xmlns:cx5="http://schemas.microsoft.com/office/drawing/2016/5/11/chartex" xmlns:cx6="http://schemas.microsoft.com/office/drawing/2016/5/12/chartex" xmlns:cx7="http://schemas.microsoft.com/office/drawing/2016/5/13/chartex" xmlns:cx8="http://schemas.microsoft.com/office/drawing/2016/5/14/chartex" xmlns:mc="http://schemas.openxmlformats.org/markup-compatibility/2006" xmlns:aink="http://schemas.microsoft.com/office/drawing/2016/ink" xmlns:am3d="http://schemas.microsoft.com/office/drawing/2017/model3d" xmlns:o="urn:schemas-microsoft-com:office:office" xmlns:oel="http://schemas.microsoft.com/office/2019/extlst" xmlns:r="http://schemas.openxmlformats.org/officeDocument/2006/relationships" xmlns:m="http://schemas.openxmlformats.org/officeDocument/2006/math" xmlns:v="urn:schemas-microsoft-com:vml" xmlns:wp14="http://schemas.microsoft.com/office/word/2010/wordprocessingDrawing" xmlns:wp="http://schemas.openxmlformats.org/drawingml/2006/wordprocessingDrawing" xmlns:w10="urn:schemas-microsoft-com:office:word" xmlns:w="http://schemas.openxmlformats.org/wordprocessingml/2006/main" xmlns:w14="http://schemas.microsoft.com/office/word/2010/wordml" xmlns:w15="http://schemas.microsoft.com/office/word/2012/wordml" xmlns:w16cex="http://schemas.microsoft.com/office/word/2018/wordml/cex" xmlns:w16cid="http://schemas.microsoft.com/office/word/2016/wordml/cid" xmlns:w16="http://schemas.microsoft.com/office/word/2018/wordml" xmlns:w16du="http://schemas.microsoft.com/office/word/2023/wordml/word16du" xmlns:w16sdtdh="http://schemas.microsoft.com/office/word/2020/wordml/sdtdatahash" xmlns:w16sdtfl="http://schemas.microsoft.com/office/word/2024/wordml/sdtformatlock" xmlns:w16se="http://schemas.microsoft.com/office/word/2015/wordml/symex" xmlns:wpg="http://schemas.microsoft.com/office/word/2010/wordprocessingGroup" xmlns:wpi="http://schemas.microsoft.com/office/word/2010/wordprocessingInk" xmlns:wne="http://schemas.microsoft.com/office/word/2006/wordml" xmlns:wps="http://schemas.microsoft.com/office/word/2010/wordprocessingShape" mc:Ignorable="w14 w15 w16se w16cid w16 w16cex w16sdtdh w16sdtfl w16du wp14">
+<w:footnotes xmlns:wpc="http://schemas.microsoft.com/office/word/2010/wordprocessingCanvas" xmlns:cx="http://schemas.microsoft.com/office/drawing/2014/chartex" xmlns:cx1="http://schemas.microsoft.com/office/drawing/2015/9/8/chartex" xmlns:cx2="http://schemas.microsoft.com/office/drawing/2015/10/21/chartex" xmlns:cx3="http://schemas.microsoft.com/office/drawing/2016/5/9/chartex" xmlns:cx4="http://schemas.microsoft.com/office/drawing/2016/5/10/chartex" xmlns:cx5="http://schemas.microsoft.com/office/drawing/2016/5/11/chartex" xmlns:cx6="http://schemas.microsoft.com/office/drawing/2016/5/12/chartex" xmlns:cx7="http://schemas.microsoft.com/office/drawing/2016/5/13/chartex" xmlns:cx8="http://schemas.microsoft.com/office/drawing/2016/5/14/chartex" xmlns:mc="http://schemas.openxmlformats.org/markup-compatibility/2006" xmlns:aink="http://schemas.microsoft.com/office/drawing/2016/ink" xmlns:am3d="http://schemas.microsoft.com/office/drawing/2017/model3d" xmlns:o="urn:schemas-microsoft-com:office:office" xmlns:r="http://schemas.openxmlformats.org/officeDocument/2006/relationships" xmlns:m="http://schemas.openxmlformats.org/officeDocument/2006/math" xmlns:v="urn:schemas-microsoft-com:vml" xmlns:wp14="http://schemas.microsoft.com/office/word/2010/wordprocessingDrawing" xmlns:wp="http://schemas.openxmlformats.org/drawingml/2006/wordprocessingDrawing" xmlns:w10="urn:schemas-microsoft-com:office:word" xmlns:w="http://schemas.openxmlformats.org/wordprocessingml/2006/main" xmlns:w14="http://schemas.microsoft.com/office/word/2010/wordml" xmlns:w15="http://schemas.microsoft.com/office/word/2012/wordml" xmlns:w16cex="http://schemas.microsoft.com/office/word/2018/wordml/cex" xmlns:w16cid="http://schemas.microsoft.com/office/word/2016/wordml/cid" xmlns:w16="http://schemas.microsoft.com/office/word/2018/wordml" xmlns:w16sdtdh="http://schemas.microsoft.com/office/word/2020/wordml/sdtdatahash" xmlns:w16se="http://schemas.microsoft.com/office/word/2015/wordml/symex" xmlns:wpg="http://schemas.microsoft.com/office/word/2010/wordprocessingGroup" xmlns:wpi="http://schemas.microsoft.com/office/word/2010/wordprocessingInk" xmlns:wne="http://schemas.microsoft.com/office/word/2006/wordml" xmlns:wps="http://schemas.microsoft.com/office/word/2010/wordprocessingShape" mc:Ignorable="w14 w15 w16se w16cid w16 w16cex w16sdtdh wp14">
   <w:footnote w:type="separator" w:id="-1">
     <w:p>
       <w:r>
@@ -7384,7 +7429,7 @@
 </file>
 
 <file path=word/header1.xml><?xml version="1.0" encoding="utf-8"?>
-<w:hdr xmlns:wpc="http://schemas.microsoft.com/office/word/2010/wordprocessingCanvas" xmlns:cx="http://schemas.microsoft.com/office/drawing/2014/chartex" xmlns:cx1="http://schemas.microsoft.com/office/drawing/2015/9/8/chartex" xmlns:cx2="http://schemas.microsoft.com/office/drawing/2015/10/21/chartex" xmlns:cx3="http://schemas.microsoft.com/office/drawing/2016/5/9/chartex" xmlns:cx4="http://schemas.microsoft.com/office/drawing/2016/5/10/chartex" xmlns:cx5="http://schemas.microsoft.com/office/drawing/2016/5/11/chartex" xmlns:cx6="http://schemas.microsoft.com/office/drawing/2016/5/12/chartex" xmlns:cx7="http://schemas.microsoft.com/office/drawing/2016/5/13/chartex" xmlns:cx8="http://schemas.microsoft.com/office/drawing/2016/5/14/chartex" xmlns:mc="http://schemas.openxmlformats.org/markup-compatibility/2006" xmlns:aink="http://schemas.microsoft.com/office/drawing/2016/ink" xmlns:am3d="http://schemas.microsoft.com/office/drawing/2017/model3d" xmlns:o="urn:schemas-microsoft-com:office:office" xmlns:oel="http://schemas.microsoft.com/office/2019/extlst" xmlns:r="http://schemas.openxmlformats.org/officeDocument/2006/relationships" xmlns:m="http://schemas.openxmlformats.org/officeDocument/2006/math" xmlns:v="urn:schemas-microsoft-com:vml" xmlns:wp14="http://schemas.microsoft.com/office/word/2010/wordprocessingDrawing" xmlns:wp="http://schemas.openxmlformats.org/drawingml/2006/wordprocessingDrawing" xmlns:w10="urn:schemas-microsoft-com:office:word" xmlns:w="http://schemas.openxmlformats.org/wordprocessingml/2006/main" xmlns:w14="http://schemas.microsoft.com/office/word/2010/wordml" xmlns:w15="http://schemas.microsoft.com/office/word/2012/wordml" xmlns:w16cex="http://schemas.microsoft.com/office/word/2018/wordml/cex" xmlns:w16cid="http://schemas.microsoft.com/office/word/2016/wordml/cid" xmlns:w16="http://schemas.microsoft.com/office/word/2018/wordml" xmlns:w16du="http://schemas.microsoft.com/office/word/2023/wordml/word16du" xmlns:w16sdtdh="http://schemas.microsoft.com/office/word/2020/wordml/sdtdatahash" xmlns:w16sdtfl="http://schemas.microsoft.com/office/word/2024/wordml/sdtformatlock" xmlns:w16se="http://schemas.microsoft.com/office/word/2015/wordml/symex" xmlns:wpg="http://schemas.microsoft.com/office/word/2010/wordprocessingGroup" xmlns:wpi="http://schemas.microsoft.com/office/word/2010/wordprocessingInk" xmlns:wne="http://schemas.microsoft.com/office/word/2006/wordml" xmlns:wps="http://schemas.microsoft.com/office/word/2010/wordprocessingShape" mc:Ignorable="w14 w15 w16se w16cid w16 w16cex w16sdtdh w16sdtfl w16du wp14">
+<w:hdr xmlns:wpc="http://schemas.microsoft.com/office/word/2010/wordprocessingCanvas" xmlns:cx="http://schemas.microsoft.com/office/drawing/2014/chartex" xmlns:cx1="http://schemas.microsoft.com/office/drawing/2015/9/8/chartex" xmlns:cx2="http://schemas.microsoft.com/office/drawing/2015/10/21/chartex" xmlns:cx3="http://schemas.microsoft.com/office/drawing/2016/5/9/chartex" xmlns:cx4="http://schemas.microsoft.com/office/drawing/2016/5/10/chartex" xmlns:cx5="http://schemas.microsoft.com/office/drawing/2016/5/11/chartex" xmlns:cx6="http://schemas.microsoft.com/office/drawing/2016/5/12/chartex" xmlns:cx7="http://schemas.microsoft.com/office/drawing/2016/5/13/chartex" xmlns:cx8="http://schemas.microsoft.com/office/drawing/2016/5/14/chartex" xmlns:mc="http://schemas.openxmlformats.org/markup-compatibility/2006" xmlns:aink="http://schemas.microsoft.com/office/drawing/2016/ink" xmlns:am3d="http://schemas.microsoft.com/office/drawing/2017/model3d" xmlns:o="urn:schemas-microsoft-com:office:office" xmlns:r="http://schemas.openxmlformats.org/officeDocument/2006/relationships" xmlns:m="http://schemas.openxmlformats.org/officeDocument/2006/math" xmlns:v="urn:schemas-microsoft-com:vml" xmlns:wp14="http://schemas.microsoft.com/office/word/2010/wordprocessingDrawing" xmlns:wp="http://schemas.openxmlformats.org/drawingml/2006/wordprocessingDrawing" xmlns:w10="urn:schemas-microsoft-com:office:word" xmlns:w="http://schemas.openxmlformats.org/wordprocessingml/2006/main" xmlns:w14="http://schemas.microsoft.com/office/word/2010/wordml" xmlns:w15="http://schemas.microsoft.com/office/word/2012/wordml" xmlns:w16cex="http://schemas.microsoft.com/office/word/2018/wordml/cex" xmlns:w16cid="http://schemas.microsoft.com/office/word/2016/wordml/cid" xmlns:w16="http://schemas.microsoft.com/office/word/2018/wordml" xmlns:w16sdtdh="http://schemas.microsoft.com/office/word/2020/wordml/sdtdatahash" xmlns:w16se="http://schemas.microsoft.com/office/word/2015/wordml/symex" xmlns:wpg="http://schemas.microsoft.com/office/word/2010/wordprocessingGroup" xmlns:wpi="http://schemas.microsoft.com/office/word/2010/wordprocessingInk" xmlns:wne="http://schemas.microsoft.com/office/word/2006/wordml" xmlns:wps="http://schemas.microsoft.com/office/word/2010/wordprocessingShape" mc:Ignorable="w14 w15 w16se w16cid w16 w16cex w16sdtdh wp14">
   <w:p>
     <w:pPr>
       <w:pStyle w:val="Encabezado"/>
@@ -7484,7 +7529,7 @@
 </file>
 
 <file path=word/numbering.xml><?xml version="1.0" encoding="utf-8"?>
-<w:numbering xmlns:wpc="http://schemas.microsoft.com/office/word/2010/wordprocessingCanvas" xmlns:cx="http://schemas.microsoft.com/office/drawing/2014/chartex" xmlns:cx1="http://schemas.microsoft.com/office/drawing/2015/9/8/chartex" xmlns:cx2="http://schemas.microsoft.com/office/drawing/2015/10/21/chartex" xmlns:cx3="http://schemas.microsoft.com/office/drawing/2016/5/9/chartex" xmlns:cx4="http://schemas.microsoft.com/office/drawing/2016/5/10/chartex" xmlns:cx5="http://schemas.microsoft.com/office/drawing/2016/5/11/chartex" xmlns:cx6="http://schemas.microsoft.com/office/drawing/2016/5/12/chartex" xmlns:cx7="http://schemas.microsoft.com/office/drawing/2016/5/13/chartex" xmlns:cx8="http://schemas.microsoft.com/office/drawing/2016/5/14/chartex" xmlns:mc="http://schemas.openxmlformats.org/markup-compatibility/2006" xmlns:aink="http://schemas.microsoft.com/office/drawing/2016/ink" xmlns:am3d="http://schemas.microsoft.com/office/drawing/2017/model3d" xmlns:o="urn:schemas-microsoft-com:office:office" xmlns:oel="http://schemas.microsoft.com/office/2019/extlst" xmlns:r="http://schemas.openxmlformats.org/officeDocument/2006/relationships" xmlns:m="http://schemas.openxmlformats.org/officeDocument/2006/math" xmlns:v="urn:schemas-microsoft-com:vml" xmlns:wp14="http://schemas.microsoft.com/office/word/2010/wordprocessingDrawing" xmlns:wp="http://schemas.openxmlformats.org/drawingml/2006/wordprocessingDrawing" xmlns:w10="urn:schemas-microsoft-com:office:word" xmlns:w="http://schemas.openxmlformats.org/wordprocessingml/2006/main" xmlns:w14="http://schemas.microsoft.com/office/word/2010/wordml" xmlns:w15="http://schemas.microsoft.com/office/word/2012/wordml" xmlns:w16cex="http://schemas.microsoft.com/office/word/2018/wordml/cex" xmlns:w16cid="http://schemas.microsoft.com/office/word/2016/wordml/cid" xmlns:w16="http://schemas.microsoft.com/office/word/2018/wordml" xmlns:w16du="http://schemas.microsoft.com/office/word/2023/wordml/word16du" xmlns:w16sdtdh="http://schemas.microsoft.com/office/word/2020/wordml/sdtdatahash" xmlns:w16sdtfl="http://schemas.microsoft.com/office/word/2024/wordml/sdtformatlock" xmlns:w16se="http://schemas.microsoft.com/office/word/2015/wordml/symex" xmlns:wpg="http://schemas.microsoft.com/office/word/2010/wordprocessingGroup" xmlns:wpi="http://schemas.microsoft.com/office/word/2010/wordprocessingInk" xmlns:wne="http://schemas.microsoft.com/office/word/2006/wordml" xmlns:wps="http://schemas.microsoft.com/office/word/2010/wordprocessingShape" mc:Ignorable="w14 w15 w16se w16cid w16 w16cex w16sdtdh w16sdtfl w16du wp14">
+<w:numbering xmlns:wpc="http://schemas.microsoft.com/office/word/2010/wordprocessingCanvas" xmlns:cx="http://schemas.microsoft.com/office/drawing/2014/chartex" xmlns:cx1="http://schemas.microsoft.com/office/drawing/2015/9/8/chartex" xmlns:cx2="http://schemas.microsoft.com/office/drawing/2015/10/21/chartex" xmlns:cx3="http://schemas.microsoft.com/office/drawing/2016/5/9/chartex" xmlns:cx4="http://schemas.microsoft.com/office/drawing/2016/5/10/chartex" xmlns:cx5="http://schemas.microsoft.com/office/drawing/2016/5/11/chartex" xmlns:cx6="http://schemas.microsoft.com/office/drawing/2016/5/12/chartex" xmlns:cx7="http://schemas.microsoft.com/office/drawing/2016/5/13/chartex" xmlns:cx8="http://schemas.microsoft.com/office/drawing/2016/5/14/chartex" xmlns:mc="http://schemas.openxmlformats.org/markup-compatibility/2006" xmlns:aink="http://schemas.microsoft.com/office/drawing/2016/ink" xmlns:am3d="http://schemas.microsoft.com/office/drawing/2017/model3d" xmlns:o="urn:schemas-microsoft-com:office:office" xmlns:r="http://schemas.openxmlformats.org/officeDocument/2006/relationships" xmlns:m="http://schemas.openxmlformats.org/officeDocument/2006/math" xmlns:v="urn:schemas-microsoft-com:vml" xmlns:wp14="http://schemas.microsoft.com/office/word/2010/wordprocessingDrawing" xmlns:wp="http://schemas.openxmlformats.org/drawingml/2006/wordprocessingDrawing" xmlns:w10="urn:schemas-microsoft-com:office:word" xmlns:w="http://schemas.openxmlformats.org/wordprocessingml/2006/main" xmlns:w14="http://schemas.microsoft.com/office/word/2010/wordml" xmlns:w15="http://schemas.microsoft.com/office/word/2012/wordml" xmlns:w16cex="http://schemas.microsoft.com/office/word/2018/wordml/cex" xmlns:w16cid="http://schemas.microsoft.com/office/word/2016/wordml/cid" xmlns:w16="http://schemas.microsoft.com/office/word/2018/wordml" xmlns:w16sdtdh="http://schemas.microsoft.com/office/word/2020/wordml/sdtdatahash" xmlns:w16se="http://schemas.microsoft.com/office/word/2015/wordml/symex" xmlns:wpg="http://schemas.microsoft.com/office/word/2010/wordprocessingGroup" xmlns:wpi="http://schemas.microsoft.com/office/word/2010/wordprocessingInk" xmlns:wne="http://schemas.microsoft.com/office/word/2006/wordml" xmlns:wps="http://schemas.microsoft.com/office/word/2010/wordprocessingShape" mc:Ignorable="w14 w15 w16se w16cid w16 w16cex w16sdtdh wp14">
   <w:abstractNum w:abstractNumId="0" w15:restartNumberingAfterBreak="0">
     <w:nsid w:val="08183884"/>
     <w:multiLevelType w:val="hybridMultilevel"/>
@@ -10481,92 +10526,92 @@
       </w:rPr>
     </w:lvl>
   </w:abstractNum>
-  <w:num w:numId="1" w16cid:durableId="818306371">
+  <w:num w:numId="1">
     <w:abstractNumId w:val="3"/>
   </w:num>
-  <w:num w:numId="2" w16cid:durableId="784349262">
+  <w:num w:numId="2">
     <w:abstractNumId w:val="12"/>
   </w:num>
-  <w:num w:numId="3" w16cid:durableId="2034768350">
+  <w:num w:numId="3">
     <w:abstractNumId w:val="24"/>
   </w:num>
-  <w:num w:numId="4" w16cid:durableId="2090733123">
+  <w:num w:numId="4">
     <w:abstractNumId w:val="20"/>
   </w:num>
-  <w:num w:numId="5" w16cid:durableId="692536843">
+  <w:num w:numId="5">
     <w:abstractNumId w:val="5"/>
   </w:num>
-  <w:num w:numId="6" w16cid:durableId="343173272">
+  <w:num w:numId="6">
     <w:abstractNumId w:val="17"/>
   </w:num>
-  <w:num w:numId="7" w16cid:durableId="2021005283">
+  <w:num w:numId="7">
     <w:abstractNumId w:val="23"/>
   </w:num>
-  <w:num w:numId="8" w16cid:durableId="1774394930">
+  <w:num w:numId="8">
     <w:abstractNumId w:val="25"/>
   </w:num>
-  <w:num w:numId="9" w16cid:durableId="2057660054">
+  <w:num w:numId="9">
     <w:abstractNumId w:val="8"/>
   </w:num>
-  <w:num w:numId="10" w16cid:durableId="148594736">
+  <w:num w:numId="10">
     <w:abstractNumId w:val="18"/>
   </w:num>
-  <w:num w:numId="11" w16cid:durableId="324866227">
+  <w:num w:numId="11">
     <w:abstractNumId w:val="6"/>
   </w:num>
-  <w:num w:numId="12" w16cid:durableId="995495950">
+  <w:num w:numId="12">
     <w:abstractNumId w:val="14"/>
   </w:num>
-  <w:num w:numId="13" w16cid:durableId="1266040726">
+  <w:num w:numId="13">
     <w:abstractNumId w:val="10"/>
   </w:num>
-  <w:num w:numId="14" w16cid:durableId="61146934">
+  <w:num w:numId="14">
     <w:abstractNumId w:val="7"/>
   </w:num>
-  <w:num w:numId="15" w16cid:durableId="571240380">
+  <w:num w:numId="15">
     <w:abstractNumId w:val="13"/>
   </w:num>
-  <w:num w:numId="16" w16cid:durableId="1284649352">
+  <w:num w:numId="16">
     <w:abstractNumId w:val="4"/>
   </w:num>
-  <w:num w:numId="17" w16cid:durableId="795292425">
+  <w:num w:numId="17">
     <w:abstractNumId w:val="1"/>
   </w:num>
-  <w:num w:numId="18" w16cid:durableId="812718246">
+  <w:num w:numId="18">
     <w:abstractNumId w:val="0"/>
   </w:num>
-  <w:num w:numId="19" w16cid:durableId="877477361">
+  <w:num w:numId="19">
     <w:abstractNumId w:val="15"/>
   </w:num>
-  <w:num w:numId="20" w16cid:durableId="1994135076">
+  <w:num w:numId="20">
     <w:abstractNumId w:val="21"/>
   </w:num>
-  <w:num w:numId="21" w16cid:durableId="742529836">
+  <w:num w:numId="21">
     <w:abstractNumId w:val="19"/>
   </w:num>
-  <w:num w:numId="22" w16cid:durableId="1039016308">
+  <w:num w:numId="22">
     <w:abstractNumId w:val="11"/>
   </w:num>
-  <w:num w:numId="23" w16cid:durableId="1770656904">
+  <w:num w:numId="23">
     <w:abstractNumId w:val="2"/>
   </w:num>
-  <w:num w:numId="24" w16cid:durableId="129566616">
+  <w:num w:numId="24">
     <w:abstractNumId w:val="9"/>
   </w:num>
-  <w:num w:numId="25" w16cid:durableId="724718678">
+  <w:num w:numId="25">
     <w:abstractNumId w:val="22"/>
   </w:num>
-  <w:num w:numId="26" w16cid:durableId="1408267594">
+  <w:num w:numId="26">
     <w:abstractNumId w:val="16"/>
   </w:num>
-  <w:num w:numId="27" w16cid:durableId="775254753">
+  <w:num w:numId="27">
     <w:abstractNumId w:val="26"/>
   </w:num>
 </w:numbering>
 </file>
 
 <file path=word/styles.xml><?xml version="1.0" encoding="utf-8"?>
-<w:styles xmlns:mc="http://schemas.openxmlformats.org/markup-compatibility/2006" xmlns:r="http://schemas.openxmlformats.org/officeDocument/2006/relationships" xmlns:w="http://schemas.openxmlformats.org/wordprocessingml/2006/main" xmlns:w14="http://schemas.microsoft.com/office/word/2010/wordml" xmlns:w15="http://schemas.microsoft.com/office/word/2012/wordml" xmlns:w16cex="http://schemas.microsoft.com/office/word/2018/wordml/cex" xmlns:w16cid="http://schemas.microsoft.com/office/word/2016/wordml/cid" xmlns:w16="http://schemas.microsoft.com/office/word/2018/wordml" xmlns:w16du="http://schemas.microsoft.com/office/word/2023/wordml/word16du" xmlns:w16sdtdh="http://schemas.microsoft.com/office/word/2020/wordml/sdtdatahash" xmlns:w16sdtfl="http://schemas.microsoft.com/office/word/2024/wordml/sdtformatlock" xmlns:w16se="http://schemas.microsoft.com/office/word/2015/wordml/symex" mc:Ignorable="w14 w15 w16se w16cid w16 w16cex w16sdtdh w16sdtfl w16du">
+<w:styles xmlns:mc="http://schemas.openxmlformats.org/markup-compatibility/2006" xmlns:r="http://schemas.openxmlformats.org/officeDocument/2006/relationships" xmlns:w="http://schemas.openxmlformats.org/wordprocessingml/2006/main" xmlns:w14="http://schemas.microsoft.com/office/word/2010/wordml" xmlns:w15="http://schemas.microsoft.com/office/word/2012/wordml" xmlns:w16cex="http://schemas.microsoft.com/office/word/2018/wordml/cex" xmlns:w16cid="http://schemas.microsoft.com/office/word/2016/wordml/cid" xmlns:w16="http://schemas.microsoft.com/office/word/2018/wordml" xmlns:w16sdtdh="http://schemas.microsoft.com/office/word/2020/wordml/sdtdatahash" xmlns:w16se="http://schemas.microsoft.com/office/word/2015/wordml/symex" mc:Ignorable="w14 w15 w16se w16cid w16 w16cex w16sdtdh">
   <w:docDefaults>
     <w:rPrDefault>
       <w:rPr>
@@ -10976,6 +11021,7 @@
   <w:style w:type="character" w:default="1" w:styleId="Fuentedeprrafopredeter">
     <w:name w:val="Default Paragraph Font"/>
     <w:uiPriority w:val="1"/>
+    <w:semiHidden/>
     <w:unhideWhenUsed/>
   </w:style>
   <w:style w:type="table" w:default="1" w:styleId="Tablanormal">
@@ -11839,12 +11885,7 @@
 </file>
 
 <file path=customXml/item3.xml><?xml version="1.0" encoding="utf-8"?>
-<?mso-contentType ?>
-<FormTemplates xmlns="http://schemas.microsoft.com/sharepoint/v3/contenttype/forms">
-  <Display>DocumentLibraryForm</Display>
-  <Edit>DocumentLibraryForm</Edit>
-  <New>DocumentLibraryForm</New>
-</FormTemplates>
+<b:Sources xmlns:b="http://schemas.openxmlformats.org/officeDocument/2006/bibliography" xmlns="http://schemas.openxmlformats.org/officeDocument/2006/bibliography" SelectedStyle="\APASixthEditionOfficeOnline.xsl" StyleName="APA" Version="6"/>
 </file>
 
 <file path=customXml/item4.xml><?xml version="1.0" encoding="utf-8"?>
@@ -11854,7 +11895,12 @@
 </file>
 
 <file path=customXml/item5.xml><?xml version="1.0" encoding="utf-8"?>
-<b:Sources xmlns:b="http://schemas.openxmlformats.org/officeDocument/2006/bibliography" xmlns="http://schemas.openxmlformats.org/officeDocument/2006/bibliography" SelectedStyle="\APASixthEditionOfficeOnline.xsl" StyleName="APA" Version="6"/>
+<?mso-contentType ?>
+<FormTemplates xmlns="http://schemas.microsoft.com/sharepoint/v3/contenttype/forms">
+  <Display>DocumentLibraryForm</Display>
+  <Edit>DocumentLibraryForm</Edit>
+  <New>DocumentLibraryForm</New>
+</FormTemplates>
 </file>
 
 <file path=customXml/itemProps1.xml><?xml version="1.0" encoding="utf-8"?>
@@ -11884,9 +11930,9 @@
 </file>
 
 <file path=customXml/itemProps3.xml><?xml version="1.0" encoding="utf-8"?>
-<ds:datastoreItem xmlns:ds="http://schemas.openxmlformats.org/officeDocument/2006/customXml" ds:itemID="{4EF1E242-F579-4982-B8CC-2FBF33737424}">
+<ds:datastoreItem xmlns:ds="http://schemas.openxmlformats.org/officeDocument/2006/customXml" ds:itemID="{74203E96-B722-44CF-B611-70923DD4F702}">
   <ds:schemaRefs>
-    <ds:schemaRef ds:uri="http://schemas.microsoft.com/sharepoint/v3/contenttype/forms"/>
+    <ds:schemaRef ds:uri="http://schemas.openxmlformats.org/officeDocument/2006/bibliography"/>
   </ds:schemaRefs>
 </ds:datastoreItem>
 </file>
@@ -11901,9 +11947,9 @@
 </file>
 
 <file path=customXml/itemProps5.xml><?xml version="1.0" encoding="utf-8"?>
-<ds:datastoreItem xmlns:ds="http://schemas.openxmlformats.org/officeDocument/2006/customXml" ds:itemID="{74203E96-B722-44CF-B611-70923DD4F702}">
+<ds:datastoreItem xmlns:ds="http://schemas.openxmlformats.org/officeDocument/2006/customXml" ds:itemID="{4EF1E242-F579-4982-B8CC-2FBF33737424}">
   <ds:schemaRefs>
-    <ds:schemaRef ds:uri="http://schemas.openxmlformats.org/officeDocument/2006/bibliography"/>
+    <ds:schemaRef ds:uri="http://schemas.microsoft.com/sharepoint/v3/contenttype/forms"/>
   </ds:schemaRefs>
 </ds:datastoreItem>
 </file>